--- a/public/indigency.docx
+++ b/public/indigency.docx
@@ -775,107 +775,369 @@
     </w:p>
     <w:p>
       <w:pPr>
-        <w:spacing w:after="0" w:line="240" w:lineRule="auto"/>
-        <w:jc w:val="center"/>
+        <w:ind w:left="384"/>
         <w:rPr>
           <w:rFonts w:ascii="Times New Roman" w:hAnsi="Times New Roman" w:cs="Times New Roman"/>
           <w:b/>
-          <w:sz w:val="24"/>
-          <w:szCs w:val="24"/>
+          <w:sz w:val="15"/>
+          <w:szCs w:val="15"/>
+        </w:rPr>
+      </w:pPr>
+    </w:p>
+    <w:p>
+      <w:pPr>
+        <w:ind w:left="384"/>
+        <w:rPr>
+          <w:rFonts w:ascii="Times New Roman" w:hAnsi="Times New Roman" w:cs="Times New Roman"/>
+          <w:b/>
+          <w:sz w:val="15"/>
+          <w:szCs w:val="15"/>
+        </w:rPr>
+      </w:pPr>
+    </w:p>
+    <w:p>
+      <w:pPr>
+        <w:ind w:left="384"/>
+        <w:rPr>
+          <w:rFonts w:ascii="Times New Roman" w:hAnsi="Times New Roman" w:cs="Times New Roman"/>
+          <w:b/>
+          <w:sz w:val="15"/>
+          <w:szCs w:val="15"/>
         </w:rPr>
       </w:pPr>
       <w:r>
         <w:rPr>
           <w:rFonts w:ascii="Times New Roman" w:hAnsi="Times New Roman" w:cs="Times New Roman"/>
           <w:b/>
-          <w:sz w:val="24"/>
-          <w:szCs w:val="24"/>
+          <w:sz w:val="15"/>
+          <w:szCs w:val="15"/>
         </w:rPr>
-        <w:t>HON. JERRY P. LEYESA</w:t>
+        <w:t>CHAIRMAN:</w:t>
       </w:r>
     </w:p>
     <w:p>
       <w:pPr>
-        <w:spacing w:after="0" w:line="240" w:lineRule="auto"/>
-        <w:jc w:val="center"/>
+        <w:ind w:left="384"/>
         <w:rPr>
           <w:rFonts w:ascii="Times New Roman" w:hAnsi="Times New Roman" w:cs="Times New Roman"/>
           <w:b/>
+          <w:sz w:val="15"/>
+          <w:szCs w:val="15"/>
         </w:rPr>
       </w:pPr>
       <w:r>
-        <w:t>Barangay Chairman</w:t>
+        <w:rPr>
+          <w:rFonts w:ascii="Times New Roman" w:hAnsi="Times New Roman" w:cs="Times New Roman"/>
+          <w:b/>
+          <w:sz w:val="15"/>
+          <w:szCs w:val="15"/>
+        </w:rPr>
+        <w:t>+++INS chairman.name+++</w:t>
       </w:r>
+    </w:p>
+    <w:p>
+      <w:pPr>
+        <w:ind w:left="384"/>
+        <w:rPr>
+          <w:rFonts w:ascii="Times New Roman" w:hAnsi="Times New Roman" w:cs="Times New Roman"/>
+          <w:b/>
+          <w:sz w:val="15"/>
+          <w:szCs w:val="15"/>
+        </w:rPr>
+      </w:pPr>
+      <w:r>
+        <w:rPr>
+          <w:rFonts w:ascii="Times New Roman" w:hAnsi="Times New Roman" w:cs="Times New Roman"/>
+          <w:b/>
+          <w:sz w:val="15"/>
+          <w:szCs w:val="15"/>
+        </w:rPr>
+        <w:t xml:space="preserve">+++INS </w:t>
+      </w:r>
+      <w:proofErr w:type="spellStart"/>
+      <w:proofErr w:type="gramStart"/>
+      <w:r>
+        <w:rPr>
+          <w:rFonts w:ascii="Times New Roman" w:hAnsi="Times New Roman" w:cs="Times New Roman"/>
+          <w:b/>
+          <w:sz w:val="15"/>
+          <w:szCs w:val="15"/>
+        </w:rPr>
+        <w:t>chairman.position</w:t>
+      </w:r>
+      <w:proofErr w:type="spellEnd"/>
+      <w:proofErr w:type="gramEnd"/>
+      <w:r>
+        <w:rPr>
+          <w:rFonts w:ascii="Times New Roman" w:hAnsi="Times New Roman" w:cs="Times New Roman"/>
+          <w:b/>
+          <w:sz w:val="15"/>
+          <w:szCs w:val="15"/>
+        </w:rPr>
+        <w:t>+++</w:t>
+      </w:r>
+    </w:p>
+    <w:p>
+      <w:pPr>
+        <w:ind w:left="384"/>
+        <w:rPr>
+          <w:rFonts w:ascii="Times New Roman" w:hAnsi="Times New Roman" w:cs="Times New Roman"/>
+          <w:b/>
+          <w:sz w:val="15"/>
+          <w:szCs w:val="15"/>
+        </w:rPr>
+      </w:pPr>
+      <w:r>
+        <w:rPr>
+          <w:rFonts w:ascii="Times New Roman" w:hAnsi="Times New Roman" w:cs="Times New Roman"/>
+          <w:b/>
+          <w:sz w:val="15"/>
+          <w:szCs w:val="15"/>
+        </w:rPr>
+        <w:t xml:space="preserve">+++INS </w:t>
+      </w:r>
+      <w:proofErr w:type="spellStart"/>
+      <w:proofErr w:type="gramStart"/>
+      <w:r>
+        <w:rPr>
+          <w:rFonts w:ascii="Times New Roman" w:hAnsi="Times New Roman" w:cs="Times New Roman"/>
+          <w:b/>
+          <w:sz w:val="15"/>
+          <w:szCs w:val="15"/>
+        </w:rPr>
+        <w:t>chairman.description</w:t>
+      </w:r>
+      <w:proofErr w:type="spellEnd"/>
+      <w:proofErr w:type="gramEnd"/>
+      <w:r>
+        <w:rPr>
+          <w:rFonts w:ascii="Times New Roman" w:hAnsi="Times New Roman" w:cs="Times New Roman"/>
+          <w:b/>
+          <w:sz w:val="15"/>
+          <w:szCs w:val="15"/>
+        </w:rPr>
+        <w:t>+++</w:t>
+      </w:r>
+    </w:p>
+    <w:p>
+      <w:pPr>
+        <w:ind w:left="384"/>
+        <w:rPr>
+          <w:rFonts w:ascii="Times New Roman" w:hAnsi="Times New Roman" w:cs="Times New Roman"/>
+          <w:b/>
+          <w:sz w:val="15"/>
+          <w:szCs w:val="15"/>
+        </w:rPr>
+      </w:pPr>
+    </w:p>
+    <w:p>
+      <w:pPr>
+        <w:ind w:left="384"/>
+        <w:rPr>
+          <w:rFonts w:ascii="Times New Roman" w:hAnsi="Times New Roman" w:cs="Times New Roman"/>
+          <w:b/>
+          <w:sz w:val="15"/>
+          <w:szCs w:val="15"/>
+        </w:rPr>
+      </w:pPr>
+      <w:r>
+        <w:rPr>
+          <w:rFonts w:ascii="Times New Roman" w:hAnsi="Times New Roman" w:cs="Times New Roman"/>
+          <w:b/>
+          <w:sz w:val="15"/>
+          <w:szCs w:val="15"/>
+        </w:rPr>
+        <w:t>COUNCILORS:</w:t>
+      </w:r>
+    </w:p>
+    <w:p>
+      <w:pPr>
+        <w:ind w:left="384"/>
+        <w:rPr>
+          <w:rFonts w:ascii="Times New Roman" w:hAnsi="Times New Roman" w:cs="Times New Roman"/>
+          <w:b/>
+          <w:sz w:val="15"/>
+          <w:szCs w:val="15"/>
+        </w:rPr>
+      </w:pPr>
+      <w:r>
+        <w:rPr>
+          <w:rFonts w:ascii="Times New Roman" w:hAnsi="Times New Roman" w:cs="Times New Roman"/>
+          <w:b/>
+          <w:sz w:val="15"/>
+          <w:szCs w:val="15"/>
+        </w:rPr>
+        <w:t>+++FOR councilor IN councilors+++</w:t>
+      </w:r>
+    </w:p>
+    <w:p>
+      <w:pPr>
+        <w:ind w:left="384"/>
+        <w:rPr>
+          <w:rFonts w:ascii="Times New Roman" w:hAnsi="Times New Roman" w:cs="Times New Roman"/>
+          <w:b/>
+          <w:sz w:val="15"/>
+          <w:szCs w:val="15"/>
+        </w:rPr>
+      </w:pPr>
+      <w:r>
+        <w:rPr>
+          <w:rFonts w:ascii="Times New Roman" w:hAnsi="Times New Roman" w:cs="Times New Roman"/>
+          <w:b/>
+          <w:sz w:val="15"/>
+          <w:szCs w:val="15"/>
+        </w:rPr>
+        <w:t>HON. +++INS $councilor.name+++</w:t>
+      </w:r>
+    </w:p>
+    <w:p>
+      <w:pPr>
+        <w:ind w:left="384"/>
+        <w:rPr>
+          <w:rFonts w:ascii="Times New Roman" w:hAnsi="Times New Roman" w:cs="Times New Roman"/>
+          <w:b/>
+          <w:sz w:val="15"/>
+          <w:szCs w:val="15"/>
+        </w:rPr>
+      </w:pPr>
+      <w:r>
+        <w:rPr>
+          <w:rFonts w:ascii="Times New Roman" w:hAnsi="Times New Roman" w:cs="Times New Roman"/>
+          <w:b/>
+          <w:sz w:val="15"/>
+          <w:szCs w:val="15"/>
+        </w:rPr>
+        <w:t>+++INS $</w:t>
+      </w:r>
+      <w:proofErr w:type="spellStart"/>
+      <w:proofErr w:type="gramStart"/>
+      <w:r>
+        <w:rPr>
+          <w:rFonts w:ascii="Times New Roman" w:hAnsi="Times New Roman" w:cs="Times New Roman"/>
+          <w:b/>
+          <w:sz w:val="15"/>
+          <w:szCs w:val="15"/>
+        </w:rPr>
+        <w:t>councilor.description</w:t>
+      </w:r>
+      <w:proofErr w:type="spellEnd"/>
+      <w:proofErr w:type="gramEnd"/>
+      <w:r>
+        <w:rPr>
+          <w:rFonts w:ascii="Times New Roman" w:hAnsi="Times New Roman" w:cs="Times New Roman"/>
+          <w:b/>
+          <w:sz w:val="15"/>
+          <w:szCs w:val="15"/>
+        </w:rPr>
+        <w:t xml:space="preserve"> || ''+++</w:t>
+      </w:r>
+    </w:p>
+    <w:p>
+      <w:pPr>
+        <w:ind w:left="384"/>
+        <w:rPr>
+          <w:rFonts w:ascii="Times New Roman" w:hAnsi="Times New Roman" w:cs="Times New Roman"/>
+          <w:b/>
+          <w:sz w:val="15"/>
+          <w:szCs w:val="15"/>
+        </w:rPr>
+      </w:pPr>
+      <w:r>
+        <w:rPr>
+          <w:rFonts w:ascii="Times New Roman" w:hAnsi="Times New Roman" w:cs="Times New Roman"/>
+          <w:b/>
+          <w:sz w:val="15"/>
+          <w:szCs w:val="15"/>
+        </w:rPr>
+        <w:t>+++END-FOR councilor+++</w:t>
+      </w:r>
+    </w:p>
+    <w:p>
+      <w:pPr>
+        <w:ind w:left="384"/>
+        <w:rPr>
+          <w:rFonts w:ascii="Times New Roman" w:hAnsi="Times New Roman" w:cs="Times New Roman"/>
+          <w:b/>
+          <w:sz w:val="15"/>
+          <w:szCs w:val="15"/>
+        </w:rPr>
+      </w:pPr>
+    </w:p>
+    <w:p>
+      <w:pPr>
+        <w:ind w:left="384"/>
+        <w:rPr>
+          <w:rFonts w:ascii="Times New Roman" w:hAnsi="Times New Roman" w:cs="Times New Roman"/>
+          <w:b/>
+          <w:sz w:val="15"/>
+          <w:szCs w:val="15"/>
+        </w:rPr>
+      </w:pPr>
+    </w:p>
+    <w:p>
+      <w:pPr>
+        <w:ind w:left="384"/>
+        <w:rPr>
+          <w:rFonts w:ascii="Times New Roman" w:hAnsi="Times New Roman" w:cs="Times New Roman"/>
+          <w:b/>
+          <w:sz w:val="15"/>
+          <w:szCs w:val="15"/>
+        </w:rPr>
+      </w:pPr>
+    </w:p>
+    <w:p>
+      <w:pPr>
+        <w:ind w:left="384"/>
+        <w:rPr>
+          <w:rFonts w:ascii="Times New Roman" w:hAnsi="Times New Roman" w:cs="Times New Roman"/>
+          <w:b/>
+          <w:sz w:val="15"/>
+          <w:szCs w:val="15"/>
+        </w:rPr>
+      </w:pPr>
+    </w:p>
+    <w:p>
+      <w:pPr>
+        <w:ind w:left="384"/>
+        <w:rPr>
+          <w:rFonts w:ascii="Times New Roman" w:hAnsi="Times New Roman" w:cs="Times New Roman"/>
+          <w:b/>
+          <w:sz w:val="15"/>
+          <w:szCs w:val="15"/>
+        </w:rPr>
+      </w:pPr>
+    </w:p>
+    <w:p>
+      <w:pPr>
+        <w:ind w:left="384"/>
+        <w:rPr>
+          <w:rFonts w:ascii="Times New Roman" w:hAnsi="Times New Roman" w:cs="Times New Roman"/>
+          <w:b/>
+          <w:sz w:val="15"/>
+          <w:szCs w:val="15"/>
+        </w:rPr>
+      </w:pPr>
+    </w:p>
+    <w:p>
+      <w:pPr>
+        <w:ind w:left="384"/>
+        <w:rPr>
+          <w:rFonts w:ascii="Times New Roman" w:hAnsi="Times New Roman" w:cs="Times New Roman"/>
+          <w:b/>
+          <w:sz w:val="15"/>
+          <w:szCs w:val="15"/>
+        </w:rPr>
+      </w:pPr>
     </w:p>
     <w:p>
       <w:pPr>
         <w:rPr>
           <w:rFonts w:ascii="Times New Roman" w:hAnsi="Times New Roman" w:cs="Times New Roman"/>
           <w:b/>
+          <w:sz w:val="15"/>
+          <w:szCs w:val="15"/>
         </w:rPr>
       </w:pPr>
-    </w:p>
-    <w:p>
-      <w:pPr>
-        <w:jc w:val="center"/>
-        <w:rPr>
-          <w:rFonts w:ascii="Times New Roman" w:hAnsi="Times New Roman" w:cs="Times New Roman"/>
-          <w:i/>
-          <w:iCs/>
-        </w:rPr>
-      </w:pPr>
-      <w:r>
-        <w:rPr>
-          <w:rFonts w:ascii="Times New Roman" w:hAnsi="Times New Roman" w:cs="Times New Roman"/>
-          <w:b/>
-          <w:i/>
-          <w:iCs/>
-        </w:rPr>
-        <w:t>BRGY. COUNCILORS:</w:t>
-      </w:r>
-      <w:r>
-        <w:rPr>
-          <w:rFonts w:ascii="Times New Roman" w:hAnsi="Times New Roman" w:cs="Times New Roman"/>
-          <w:b/>
-          <w:i/>
-          <w:iCs/>
-        </w:rPr>
-        <w:br/>
-      </w:r>
-    </w:p>
-    <w:p>
-      <w:pPr>
-        <w:spacing w:after="0"/>
-        <w:jc w:val="center"/>
-        <w:rPr>
-          <w:rFonts w:ascii="Times New Roman" w:hAnsi="Times New Roman" w:cs="Times New Roman"/>
-          <w:i/>
-          <w:iCs/>
-        </w:rPr>
-      </w:pPr>
-      <w:r>
-        <w:rPr>
-          <w:rFonts w:ascii="Times New Roman" w:hAnsi="Times New Roman" w:cs="Times New Roman"/>
-          <w:b/>
-          <w:bCs/>
-        </w:rPr>
-        <w:t>HON. ELENO D. MEA</w:t>
-      </w:r>
-    </w:p>
-    <w:p>
-      <w:pPr>
-        <w:spacing w:after="0"/>
-        <w:jc w:val="center"/>
-        <w:rPr>
-          <w:rFonts w:ascii="Times New Roman" w:hAnsi="Times New Roman" w:cs="Times New Roman"/>
-        </w:rPr>
-      </w:pPr>
-      <w:r>
-        <w:rPr>
-          <w:rFonts w:ascii="Times New Roman" w:hAnsi="Times New Roman" w:cs="Times New Roman"/>
-        </w:rPr>
-        <w:t>Committee on Education &amp; Senior Citizen</w:t>
-      </w:r>
     </w:p>
     <w:p>
       <w:pPr>
@@ -894,39 +1156,6 @@
           <w:rFonts w:ascii="Times New Roman" w:hAnsi="Times New Roman" w:cs="Times New Roman"/>
         </w:rPr>
       </w:pPr>
-      <w:r>
-        <w:rPr>
-          <w:rFonts w:ascii="Times New Roman" w:hAnsi="Times New Roman" w:cs="Times New Roman"/>
-          <w:b/>
-          <w:bCs/>
-        </w:rPr>
-        <w:t>HON. ROSALINA L. OLAYAO</w:t>
-      </w:r>
-      <w:r>
-        <w:rPr>
-          <w:rFonts w:ascii="Times New Roman" w:hAnsi="Times New Roman" w:cs="Times New Roman"/>
-        </w:rPr>
-        <w:t xml:space="preserve"> - Committee on Budget and Appropriation</w:t>
-      </w:r>
-    </w:p>
-    <w:p>
-      <w:pPr>
-        <w:spacing w:after="0"/>
-        <w:jc w:val="center"/>
-        <w:rPr>
-          <w:rFonts w:ascii="Times New Roman" w:hAnsi="Times New Roman" w:cs="Times New Roman"/>
-          <w:sz w:val="20"/>
-          <w:szCs w:val="20"/>
-        </w:rPr>
-      </w:pPr>
-      <w:r>
-        <w:rPr>
-          <w:rFonts w:ascii="Times New Roman" w:hAnsi="Times New Roman" w:cs="Times New Roman"/>
-          <w:sz w:val="20"/>
-          <w:szCs w:val="20"/>
-        </w:rPr>
-        <w:t>Committee on Family, Woman and Children</w:t>
-      </w:r>
     </w:p>
     <w:p>
       <w:pPr>
@@ -939,103 +1168,12 @@
     </w:p>
     <w:p>
       <w:pPr>
-        <w:jc w:val="center"/>
-        <w:rPr>
-          <w:rFonts w:ascii="Times New Roman" w:hAnsi="Times New Roman" w:cs="Times New Roman"/>
-        </w:rPr>
-      </w:pPr>
-      <w:r>
-        <w:rPr>
-          <w:rFonts w:ascii="Times New Roman" w:hAnsi="Times New Roman" w:cs="Times New Roman"/>
-          <w:b/>
-          <w:bCs/>
-        </w:rPr>
-        <w:t>HON. BERNIE A. VILLACRUZ</w:t>
-      </w:r>
-      <w:r>
-        <w:rPr>
-          <w:rFonts w:ascii="Times New Roman" w:hAnsi="Times New Roman" w:cs="Times New Roman"/>
-        </w:rPr>
-        <w:t xml:space="preserve"> - Committee on Agriculture &amp; Social Services</w:t>
-      </w:r>
-    </w:p>
-    <w:p>
-      <w:pPr>
-        <w:jc w:val="center"/>
-        <w:rPr>
-          <w:rFonts w:ascii="Times New Roman" w:hAnsi="Times New Roman" w:cs="Times New Roman"/>
-        </w:rPr>
-      </w:pPr>
-      <w:r>
-        <w:rPr>
-          <w:rFonts w:ascii="Times New Roman" w:hAnsi="Times New Roman" w:cs="Times New Roman"/>
-          <w:b/>
-          <w:bCs/>
-        </w:rPr>
-        <w:t>HON. ROSALINA O. CABILLO</w:t>
-      </w:r>
-      <w:r>
-        <w:rPr>
-          <w:rFonts w:ascii="Times New Roman" w:hAnsi="Times New Roman" w:cs="Times New Roman"/>
-        </w:rPr>
-        <w:t xml:space="preserve"> - Committee on Health &amp; Environment</w:t>
-      </w:r>
-    </w:p>
-    <w:p>
-      <w:pPr>
-        <w:jc w:val="center"/>
-        <w:rPr>
-          <w:rFonts w:ascii="Times New Roman" w:hAnsi="Times New Roman" w:cs="Times New Roman"/>
-        </w:rPr>
-      </w:pPr>
-      <w:r>
-        <w:rPr>
-          <w:rFonts w:ascii="Times New Roman" w:hAnsi="Times New Roman" w:cs="Times New Roman"/>
-          <w:b/>
-          <w:bCs/>
-        </w:rPr>
-        <w:t>HON. TEODORO M. SILVA</w:t>
-      </w:r>
-      <w:r>
-        <w:rPr>
-          <w:rFonts w:ascii="Times New Roman" w:hAnsi="Times New Roman" w:cs="Times New Roman"/>
-        </w:rPr>
-        <w:t xml:space="preserve"> - Committee on Peace and Order</w:t>
-      </w:r>
-    </w:p>
-    <w:p>
-      <w:pPr>
-        <w:spacing w:after="0"/>
-        <w:jc w:val="center"/>
-        <w:rPr>
-          <w:rFonts w:ascii="Times New Roman" w:hAnsi="Times New Roman" w:cs="Times New Roman"/>
-          <w:b/>
-          <w:bCs/>
-        </w:rPr>
-      </w:pPr>
-      <w:r>
-        <w:rPr>
-          <w:rFonts w:ascii="Times New Roman" w:hAnsi="Times New Roman" w:cs="Times New Roman"/>
-          <w:b/>
-          <w:bCs/>
-        </w:rPr>
-        <w:t>HON. JHON MICHAEL O. COLOT</w:t>
-      </w:r>
-    </w:p>
-    <w:p>
-      <w:pPr>
         <w:spacing w:after="0"/>
         <w:jc w:val="center"/>
         <w:rPr>
           <w:rFonts w:ascii="Times New Roman" w:hAnsi="Times New Roman" w:cs="Times New Roman"/>
         </w:rPr>
       </w:pPr>
-      <w:r>
-        <w:rPr>
-          <w:rFonts w:ascii="Times New Roman" w:hAnsi="Times New Roman" w:cs="Times New Roman"/>
-        </w:rPr>
-        <w:t>Committee on Public Works</w:t>
-      </w:r>
     </w:p>
     <w:p>
       <w:pPr>
@@ -1048,25 +1186,12 @@
     </w:p>
     <w:p>
       <w:pPr>
+        <w:spacing w:after="0"/>
         <w:jc w:val="center"/>
         <w:rPr>
           <w:rFonts w:ascii="Times New Roman" w:hAnsi="Times New Roman" w:cs="Times New Roman"/>
         </w:rPr>
       </w:pPr>
-      <w:r>
-        <w:rPr>
-          <w:rFonts w:ascii="Times New Roman" w:hAnsi="Times New Roman" w:cs="Times New Roman"/>
-          <w:b/>
-          <w:bCs/>
-        </w:rPr>
-        <w:t>HON. PEPING A. CABILLO</w:t>
-      </w:r>
-      <w:r>
-        <w:rPr>
-          <w:rFonts w:ascii="Times New Roman" w:hAnsi="Times New Roman" w:cs="Times New Roman"/>
-        </w:rPr>
-        <w:t xml:space="preserve"> - Committee on Transportation and Communications</w:t>
-      </w:r>
     </w:p>
     <w:p>
       <w:pPr>
@@ -1076,35 +1201,6 @@
           <w:rFonts w:ascii="Times New Roman" w:hAnsi="Times New Roman" w:cs="Times New Roman"/>
         </w:rPr>
       </w:pPr>
-      <w:r>
-        <w:rPr>
-          <w:rFonts w:ascii="Times New Roman" w:hAnsi="Times New Roman" w:cs="Times New Roman"/>
-          <w:b/>
-          <w:bCs/>
-        </w:rPr>
-        <w:t>HON. RENATO B. MOREN</w:t>
-      </w:r>
-      <w:r>
-        <w:rPr>
-          <w:rFonts w:ascii="Times New Roman" w:hAnsi="Times New Roman" w:cs="Times New Roman"/>
-        </w:rPr>
-        <w:t xml:space="preserve"> - Committee on Cooperative</w:t>
-      </w:r>
-    </w:p>
-    <w:p>
-      <w:pPr>
-        <w:spacing w:after="0"/>
-        <w:jc w:val="center"/>
-        <w:rPr>
-          <w:rFonts w:ascii="Times New Roman" w:hAnsi="Times New Roman" w:cs="Times New Roman"/>
-        </w:rPr>
-      </w:pPr>
-      <w:r>
-        <w:rPr>
-          <w:rFonts w:ascii="Times New Roman" w:hAnsi="Times New Roman" w:cs="Times New Roman"/>
-        </w:rPr>
-        <w:t>S.K. Chairman - Committee on Youth &amp; Sports Development</w:t>
-      </w:r>
     </w:p>
     <w:p>
       <w:pPr>
@@ -1196,6 +1292,7 @@
         <w:t>eadership</w:t>
       </w:r>
     </w:p>
+    <w:p/>
     <w:p>
       <w:r>
         <w:rPr>
@@ -1246,19 +1343,6 @@
           </wp:anchor>
         </w:drawing>
       </w:r>
-    </w:p>
-    <w:p>
-      <w:pPr>
-        <w:widowControl w:val="0"/>
-        <w:autoSpaceDE w:val="0"/>
-        <w:autoSpaceDN w:val="0"/>
-        <w:spacing w:before="430" w:after="0" w:line="240" w:lineRule="auto"/>
-        <w:rPr>
-          <w:rFonts w:ascii="Times New Roman" w:eastAsia="Arial MT" w:hAnsi="Times New Roman" w:cs="Times New Roman"/>
-          <w:sz w:val="47"/>
-          <w:szCs w:val="47"/>
-        </w:rPr>
-      </w:pPr>
     </w:p>
     <w:p>
       <w:pPr>
@@ -1403,25 +1487,7 @@
         <w:widowControl w:val="0"/>
         <w:autoSpaceDE w:val="0"/>
         <w:autoSpaceDN w:val="0"/>
-        <w:spacing w:after="0" w:line="240" w:lineRule="auto"/>
-        <w:rPr>
-          <w:rFonts w:ascii="Times New Roman" w:eastAsia="Verdana" w:hAnsi="Times New Roman" w:cs="Times New Roman"/>
-          <w:sz w:val="21"/>
-          <w:szCs w:val="21"/>
-        </w:rPr>
-      </w:pPr>
-    </w:p>
-    <w:p>
-      <w:pPr>
-        <w:widowControl w:val="0"/>
-        <w:autoSpaceDE w:val="0"/>
-        <w:autoSpaceDN w:val="0"/>
-        <w:spacing w:after="0" w:line="240" w:lineRule="auto"/>
-        <w:rPr>
-          <w:rFonts w:ascii="Times New Roman" w:eastAsia="Verdana" w:hAnsi="Times New Roman" w:cs="Times New Roman"/>
-          <w:sz w:val="21"/>
-          <w:szCs w:val="21"/>
-        </w:rPr>
+        <w:spacing w:after="0" w:line="480" w:lineRule="auto"/>
       </w:pPr>
     </w:p>
     <w:p>
@@ -1436,17 +1502,6 @@
           <w:szCs w:val="21"/>
         </w:rPr>
       </w:pPr>
-      <w:r>
-        <w:rPr>
-          <w:rFonts w:ascii="Times New Roman" w:eastAsia="Verdana" w:hAnsi="Times New Roman" w:cs="Times New Roman"/>
-          <w:sz w:val="21"/>
-          <w:szCs w:val="21"/>
-        </w:rPr>
-        <w:t xml:space="preserve"> </w:t>
-      </w:r>
-      <w:r>
-        <w:tab/>
-      </w:r>
       <w:r>
         <w:rPr>
           <w:rFonts w:ascii="Times New Roman" w:eastAsia="Verdana" w:hAnsi="Times New Roman" w:cs="Times New Roman"/>
@@ -1490,23 +1545,7 @@
           <w:sz w:val="26"/>
           <w:szCs w:val="26"/>
         </w:rPr>
-        <w:t>+++INS</w:t>
-      </w:r>
-      <w:r>
-        <w:rPr>
-          <w:rFonts w:ascii="Book Antiqua" w:eastAsia="Book Antiqua" w:hAnsi="Book Antiqua" w:cs="Book Antiqua"/>
-          <w:sz w:val="26"/>
-          <w:szCs w:val="26"/>
-        </w:rPr>
-        <w:t xml:space="preserve"> </w:t>
-      </w:r>
-      <w:r>
-        <w:rPr>
-          <w:rFonts w:ascii="Book Antiqua" w:eastAsia="Book Antiqua" w:hAnsi="Book Antiqua" w:cs="Book Antiqua"/>
-          <w:sz w:val="26"/>
-          <w:szCs w:val="26"/>
-        </w:rPr>
-        <w:t>age+++</w:t>
+        <w:t>+++INS age+++</w:t>
       </w:r>
       <w:r>
         <w:rPr>
@@ -1697,6 +1736,11 @@
       <w:r>
         <w:t xml:space="preserve">  </w:t>
       </w:r>
+    </w:p>
+    <w:p>
+      <w:pPr>
+        <w:spacing w:line="480" w:lineRule="auto"/>
+      </w:pPr>
     </w:p>
     <w:p>
       <w:pPr>
